--- a/metodika/C - frázovník.docx
+++ b/metodika/C - frázovník.docx
@@ -56,19 +56,31 @@
         </w:numPr>
       </w:pPr>
       <w:r>
-        <w:t xml:space="preserve">Verze: v0.1</w:t>
-      </w:r>
-      <w:r>
-        <w:t xml:space="preserve"> </w:t>
-      </w:r>
-      <w:r>
-        <w:t xml:space="preserve">Tento dokument uvádí doporučené fráze, užívané v různých částech extraktu.</w:t>
-      </w:r>
-      <w:r>
-        <w:t xml:space="preserve"> </w:t>
-      </w:r>
-      <w:r>
-        <w:t xml:space="preserve">Většina frází je doporučením a v praxi lze volit odlišné formulace. U frází označených (povinné) jde o závazný požadavek.</w:t>
+        <w:t xml:space="preserve">Aktualizováno: 2026-10-29 – sjednoceno se strukturou extraktů v repozitáři tnk136-extrakty</w:t>
+      </w:r>
+    </w:p>
+    <w:p>
+      <w:pPr>
+        <w:pStyle w:val="Compact"/>
+        <w:numPr>
+          <w:ilvl w:val="0"/>
+          <w:numId w:val="1001"/>
+        </w:numPr>
+      </w:pPr>
+      <w:r>
+        <w:t xml:space="preserve">Verze: v0.2 Tento dokument uvádí doporučené fráze, užívané v různých částech extraktu. Většina frází je doporučením a v praxi lze volit odlišné formulace. U frází označených (povinné) jde o závazný požadavek.</w:t>
+      </w:r>
+      <w:r>
+        <w:t xml:space="preserve"/>
+      </w:r>
+      <w:r>
+        <w:t xml:space="preserve"/>
+      </w:r>
+      <w:r>
+        <w:t xml:space="preserve"/>
+      </w:r>
+      <w:r>
+        <w:t xml:space="preserve"/>
       </w:r>
     </w:p>
     <w:bookmarkStart w:id="20" w:name="záhlaví"/>
@@ -97,7 +109,7 @@
         </w:numPr>
       </w:pPr>
       <w:r>
-        <w:t xml:space="preserve">“EXTRAKT z technické normy”</w:t>
+        <w:t xml:space="preserve">„EXTRAKT z evropské normy / z mezinárodní normy ISO / z technické specifikace ISO (CEN) / z technické zprávy ISO (CEN)“ (podle druhu popisovaného dokumentu)</w:t>
       </w:r>
     </w:p>
     <w:p>
@@ -122,6 +134,18 @@
       </w:pPr>
       <w:r>
         <w:t xml:space="preserve">“Vydána YYYY, XX stran”</w:t>
+      </w:r>
+    </w:p>
+    <w:p>
+      <w:pPr>
+        <w:pStyle w:val="Compact"/>
+        <w:numPr>
+          <w:ilvl w:val="0"/>
+          <w:numId w:val="1002"/>
+        </w:numPr>
+      </w:pPr>
+      <w:r>
+        <w:t xml:space="preserve">„Extrakt zpracován YYYY“ / „Extrakt zpracován YYYY, aktualizován YYYY“</w:t>
       </w:r>
     </w:p>
     <w:bookmarkEnd w:id="20"/>
@@ -292,7 +316,7 @@
         </w:numPr>
       </w:pPr>
       <w:r>
-        <w:t xml:space="preserve">“Další termíny a zkratky z oboru ITS jsou obsaženy ve slovníku ITS (www.ITSterminology.org)”</w:t>
+        <w:t xml:space="preserve">„Další termíny a zkratky z oboru ITS jsou obsaženy ve slovníku ITS terminology.“ (na konci kapitoly Termíny a definice)</w:t>
       </w:r>
     </w:p>
     <w:bookmarkEnd w:id="23"/>
@@ -314,7 +338,7 @@
         </w:numPr>
       </w:pPr>
       <w:r>
-        <w:t xml:space="preserve">“Tato norma uvádí XX zkratek, z nichž nejdůležitější jsou následující:”</w:t>
+        <w:t xml:space="preserve">„Kapitola obsahuje celkem XX zkratek, z nichž nejdůležitější jsou následující:“</w:t>
       </w:r>
     </w:p>
     <w:p>
@@ -327,6 +351,18 @@
       </w:pPr>
       <w:r>
         <w:t xml:space="preserve">“V této kapitole je definováno XX zkratek používaných v popisovaném dokumentu. Klíčové z nich jsou:”</w:t>
+      </w:r>
+    </w:p>
+    <w:p>
+      <w:pPr>
+        <w:pStyle w:val="Compact"/>
+        <w:numPr>
+          <w:ilvl w:val="0"/>
+          <w:numId w:val="1006"/>
+        </w:numPr>
+      </w:pPr>
+      <w:r>
+        <w:t xml:space="preserve">„Další termíny a zkratky z oboru ITS jsou obsaženy ve slovníku ITS terminology (www.ITSterminology.org).“ (na konci kapitoly Symboly a zkratky)</w:t>
       </w:r>
     </w:p>
     <w:bookmarkEnd w:id="24"/>
@@ -383,7 +419,7 @@
         </w:numPr>
       </w:pPr>
       <w:r>
-        <w:t xml:space="preserve">“Struktura … je znázorněna na obrázku 1 (viz obr. 8 popisovaného dokumentu)”</w:t>
+        <w:t xml:space="preserve">„Struktura … je znázorněna na obrázku 1.“</w:t>
       </w:r>
     </w:p>
     <w:p>
@@ -395,7 +431,7 @@
         </w:numPr>
       </w:pPr>
       <w:r>
-        <w:t xml:space="preserve">“Přehled … poskytuje tabulka 2 (viz tab. 5 popisovaného dokumentu)”</w:t>
+        <w:t xml:space="preserve">„Přehled … poskytuje tabulka 2.“</w:t>
       </w:r>
     </w:p>
     <w:p>
@@ -407,7 +443,19 @@
         </w:numPr>
       </w:pPr>
       <w:r>
-        <w:t xml:space="preserve">“Příklad implementace je uveden ve výpisu 1 (viz příklad 3 popisovaného dokumentu)”</w:t>
+        <w:t xml:space="preserve">„Ukázka zápisu v XML je na obrázku 3.“ (výpis kódu se označuje jako obrázek)</w:t>
+      </w:r>
+    </w:p>
+    <w:p>
+      <w:pPr>
+        <w:pStyle w:val="Compact"/>
+        <w:numPr>
+          <w:ilvl w:val="0"/>
+          <w:numId w:val="1008"/>
+        </w:numPr>
+      </w:pPr>
+      <w:r>
+        <w:t xml:space="preserve">Popisek: „Obrázek 1 – Sestava prvků na infrastruktuře (obr. 3 popisovaného dokumentu)“, „Tabulka 2 – Seznam zpráv (tab. 5 popisovaného dokumentu)“</w:t>
       </w:r>
     </w:p>
     <w:bookmarkEnd w:id="27"/>
